--- a/러시아 인권변호사/3부/3부_2화_파벨의_귀환.docx
+++ b/러시아 인권변호사/3부/3부_2화_파벨의_귀환.docx
@@ -233,6 +233,160 @@
         <w:rPr>
           <w:rFonts w:ascii="Times New Roman" w:hAnsi="Times New Roman" w:eastAsia="Malgun Gothic"/>
           <w:b w:val="0"/>
+          <w:i w:val="0"/>
+          <w:sz w:val="22"/>
+        </w:rPr>
+        <w:t>Пытался. В день рождения его матери набрал номер и сбросил на первом гудке. Два раза.</w:t>
+      </w:r>
+    </w:p>
+    <w:p>
+      <w:pPr>
+        <w:spacing w:before="0" w:after="110" w:line="300" w:lineRule="auto"/>
+      </w:pPr>
+      <w:r>
+        <w:rPr>
+          <w:rFonts w:ascii="Times New Roman" w:hAnsi="Times New Roman" w:eastAsia="Malgun Gothic"/>
+          <w:b/>
+          <w:i w:val="0"/>
+          <w:sz w:val="22"/>
+        </w:rPr>
+        <w:t xml:space="preserve">Мария: </w:t>
+      </w:r>
+      <w:r>
+        <w:rPr>
+          <w:rFonts w:ascii="Times New Roman" w:hAnsi="Times New Roman" w:eastAsia="Malgun Gothic"/>
+          <w:b w:val="0"/>
+          <w:i/>
+          <w:color w:val="555555"/>
+          <w:sz w:val="22"/>
+        </w:rPr>
+        <w:t>(мягче)</w:t>
+      </w:r>
+      <w:r>
+        <w:rPr>
+          <w:rFonts w:ascii="Times New Roman" w:hAnsi="Times New Roman" w:eastAsia="Malgun Gothic"/>
+          <w:b w:val="0"/>
+          <w:i w:val="0"/>
+          <w:sz w:val="22"/>
+        </w:rPr>
+        <w:t xml:space="preserve"> Ты мне не говорил.</w:t>
+      </w:r>
+    </w:p>
+    <w:p>
+      <w:pPr>
+        <w:spacing w:before="0" w:after="110" w:line="300" w:lineRule="auto"/>
+      </w:pPr>
+      <w:r>
+        <w:rPr>
+          <w:rFonts w:ascii="Times New Roman" w:hAnsi="Times New Roman" w:eastAsia="Malgun Gothic"/>
+          <w:b/>
+          <w:i w:val="0"/>
+          <w:sz w:val="22"/>
+        </w:rPr>
+        <w:t xml:space="preserve">Павел: </w:t>
+      </w:r>
+      <w:r>
+        <w:rPr>
+          <w:rFonts w:ascii="Times New Roman" w:hAnsi="Times New Roman" w:eastAsia="Malgun Gothic"/>
+          <w:b w:val="0"/>
+          <w:i w:val="0"/>
+          <w:sz w:val="22"/>
+        </w:rPr>
+        <w:t>А что тут говорить? Взрослый мужик боится позвонить другу, с которым в одном дворе вырос.</w:t>
+      </w:r>
+    </w:p>
+    <w:p>
+      <w:pPr>
+        <w:spacing w:before="0" w:after="110" w:line="300" w:lineRule="auto"/>
+      </w:pPr>
+      <w:r>
+        <w:rPr>
+          <w:rFonts w:ascii="Times New Roman" w:hAnsi="Times New Roman" w:eastAsia="Malgun Gothic"/>
+          <w:b/>
+          <w:i w:val="0"/>
+          <w:sz w:val="22"/>
+        </w:rPr>
+        <w:t xml:space="preserve">Мария: </w:t>
+      </w:r>
+      <w:r>
+        <w:rPr>
+          <w:rFonts w:ascii="Times New Roman" w:hAnsi="Times New Roman" w:eastAsia="Malgun Gothic"/>
+          <w:b w:val="0"/>
+          <w:i/>
+          <w:color w:val="555555"/>
+          <w:sz w:val="22"/>
+        </w:rPr>
+        <w:t>(выключает звук телевизора)</w:t>
+      </w:r>
+      <w:r>
+        <w:rPr>
+          <w:rFonts w:ascii="Times New Roman" w:hAnsi="Times New Roman" w:eastAsia="Malgun Gothic"/>
+          <w:b w:val="0"/>
+          <w:i w:val="0"/>
+          <w:sz w:val="22"/>
+        </w:rPr>
+        <w:t xml:space="preserve"> Посмотри, как он держится у микрофона. Уверенно. Раньше у него руки дрожали.</w:t>
+      </w:r>
+    </w:p>
+    <w:p>
+      <w:pPr>
+        <w:spacing w:before="0" w:after="110" w:line="300" w:lineRule="auto"/>
+      </w:pPr>
+      <w:r>
+        <w:rPr>
+          <w:rFonts w:ascii="Times New Roman" w:hAnsi="Times New Roman" w:eastAsia="Malgun Gothic"/>
+          <w:b/>
+          <w:i w:val="0"/>
+          <w:sz w:val="22"/>
+        </w:rPr>
+        <w:t xml:space="preserve">Павел: </w:t>
+      </w:r>
+      <w:r>
+        <w:rPr>
+          <w:rFonts w:ascii="Times New Roman" w:hAnsi="Times New Roman" w:eastAsia="Malgun Gothic"/>
+          <w:b w:val="0"/>
+          <w:i w:val="0"/>
+          <w:sz w:val="22"/>
+        </w:rPr>
+        <w:t xml:space="preserve">Раньше рядом был Быков. Потом был я. </w:t>
+      </w:r>
+      <w:r>
+        <w:rPr>
+          <w:rFonts w:ascii="Times New Roman" w:hAnsi="Times New Roman" w:eastAsia="Malgun Gothic"/>
+          <w:b w:val="0"/>
+          <w:i/>
+          <w:color w:val="555555"/>
+          <w:sz w:val="22"/>
+        </w:rPr>
+        <w:t>(пауза)</w:t>
+      </w:r>
+      <w:r>
+        <w:rPr>
+          <w:rFonts w:ascii="Times New Roman" w:hAnsi="Times New Roman" w:eastAsia="Malgun Gothic"/>
+          <w:b w:val="0"/>
+          <w:i w:val="0"/>
+          <w:sz w:val="22"/>
+        </w:rPr>
+        <w:t xml:space="preserve"> Теперь у него Катя и эта его журналистка. И, похоже, они справляются лучше.</w:t>
+      </w:r>
+    </w:p>
+    <w:p>
+      <w:pPr>
+        <w:spacing w:before="0" w:after="110" w:line="300" w:lineRule="auto"/>
+      </w:pPr>
+      <w:r>
+        <w:rPr>
+          <w:rFonts w:ascii="Times New Roman" w:hAnsi="Times New Roman" w:eastAsia="Malgun Gothic"/>
+          <w:b/>
+          <w:i w:val="0"/>
+          <w:sz w:val="22"/>
+        </w:rPr>
+        <w:t xml:space="preserve">Павел: </w:t>
+      </w:r>
+      <w:r>
+        <w:rPr>
+          <w:rFonts w:ascii="Times New Roman" w:hAnsi="Times New Roman" w:eastAsia="Malgun Gothic"/>
+          <w:b w:val="0"/>
           <w:i/>
           <w:color w:val="555555"/>
           <w:sz w:val="22"/>
@@ -489,6 +643,151 @@
       <w:r>
         <w:rPr>
           <w:rFonts w:ascii="Times New Roman" w:hAnsi="Times New Roman" w:eastAsia="Malgun Gothic"/>
+          <w:b/>
+          <w:i w:val="0"/>
+          <w:sz w:val="22"/>
+        </w:rPr>
+        <w:t xml:space="preserve">Балагин: </w:t>
+      </w:r>
+      <w:r>
+        <w:rPr>
+          <w:rFonts w:ascii="Times New Roman" w:hAnsi="Times New Roman" w:eastAsia="Malgun Gothic"/>
+          <w:b w:val="0"/>
+          <w:i/>
+          <w:color w:val="555555"/>
+          <w:sz w:val="22"/>
+        </w:rPr>
+        <w:t>(не уловив иронии или сделав вид)</w:t>
+      </w:r>
+      <w:r>
+        <w:rPr>
+          <w:rFonts w:ascii="Times New Roman" w:hAnsi="Times New Roman" w:eastAsia="Malgun Gothic"/>
+          <w:b w:val="0"/>
+          <w:i w:val="0"/>
+          <w:sz w:val="22"/>
+        </w:rPr>
+        <w:t xml:space="preserve"> Вот и правильно. В нашем деле, Павел Геннадьевич, главное — вовремя понять, где кончается закон и начинается целесообразность.</w:t>
+      </w:r>
+    </w:p>
+    <w:p>
+      <w:pPr>
+        <w:spacing w:before="0" w:after="110" w:line="300" w:lineRule="auto"/>
+      </w:pPr>
+      <w:r>
+        <w:rPr>
+          <w:rFonts w:ascii="Times New Roman" w:hAnsi="Times New Roman" w:eastAsia="Malgun Gothic"/>
+          <w:b/>
+          <w:i w:val="0"/>
+          <w:sz w:val="22"/>
+        </w:rPr>
+        <w:t xml:space="preserve">Павел: </w:t>
+      </w:r>
+      <w:r>
+        <w:rPr>
+          <w:rFonts w:ascii="Times New Roman" w:hAnsi="Times New Roman" w:eastAsia="Malgun Gothic"/>
+          <w:b w:val="0"/>
+          <w:i w:val="0"/>
+          <w:sz w:val="22"/>
+        </w:rPr>
+        <w:t>Я это понял год назад. Дорогой ценой.</w:t>
+      </w:r>
+    </w:p>
+    <w:p>
+      <w:pPr>
+        <w:spacing w:before="0" w:after="110" w:line="300" w:lineRule="auto"/>
+      </w:pPr>
+      <w:r>
+        <w:rPr>
+          <w:rFonts w:ascii="Times New Roman" w:hAnsi="Times New Roman" w:eastAsia="Malgun Gothic"/>
+          <w:b/>
+          <w:i w:val="0"/>
+          <w:sz w:val="22"/>
+        </w:rPr>
+        <w:t xml:space="preserve">Балагин: </w:t>
+      </w:r>
+      <w:r>
+        <w:rPr>
+          <w:rFonts w:ascii="Times New Roman" w:hAnsi="Times New Roman" w:eastAsia="Malgun Gothic"/>
+          <w:b w:val="0"/>
+          <w:i w:val="0"/>
+          <w:sz w:val="22"/>
+        </w:rPr>
+        <w:t>Цена была честная. Вы получили клиентов, мы — ваши знания. Все при своём.</w:t>
+      </w:r>
+    </w:p>
+    <w:p>
+      <w:pPr>
+        <w:spacing w:before="0" w:after="110" w:line="300" w:lineRule="auto"/>
+      </w:pPr>
+      <w:r>
+        <w:rPr>
+          <w:rFonts w:ascii="Times New Roman" w:hAnsi="Times New Roman" w:eastAsia="Malgun Gothic"/>
+          <w:b/>
+          <w:i w:val="0"/>
+          <w:sz w:val="22"/>
+        </w:rPr>
+        <w:t xml:space="preserve">Павел: </w:t>
+      </w:r>
+      <w:r>
+        <w:rPr>
+          <w:rFonts w:ascii="Times New Roman" w:hAnsi="Times New Roman" w:eastAsia="Malgun Gothic"/>
+          <w:b w:val="0"/>
+          <w:i/>
+          <w:color w:val="555555"/>
+          <w:sz w:val="22"/>
+        </w:rPr>
+        <w:t>(берёт портфель)</w:t>
+      </w:r>
+      <w:r>
+        <w:rPr>
+          <w:rFonts w:ascii="Times New Roman" w:hAnsi="Times New Roman" w:eastAsia="Malgun Gothic"/>
+          <w:b w:val="0"/>
+          <w:i w:val="0"/>
+          <w:sz w:val="22"/>
+        </w:rPr>
+        <w:t xml:space="preserve"> Все при своём. Кроме тех шахтёров.</w:t>
+      </w:r>
+    </w:p>
+    <w:p>
+      <w:pPr>
+        <w:spacing w:before="0" w:after="110" w:line="300" w:lineRule="auto"/>
+      </w:pPr>
+      <w:r>
+        <w:rPr>
+          <w:rFonts w:ascii="Times New Roman" w:hAnsi="Times New Roman" w:eastAsia="Malgun Gothic"/>
+          <w:b/>
+          <w:i w:val="0"/>
+          <w:sz w:val="22"/>
+        </w:rPr>
+        <w:t xml:space="preserve">Балагин: </w:t>
+      </w:r>
+      <w:r>
+        <w:rPr>
+          <w:rFonts w:ascii="Times New Roman" w:hAnsi="Times New Roman" w:eastAsia="Malgun Gothic"/>
+          <w:b w:val="0"/>
+          <w:i/>
+          <w:color w:val="555555"/>
+          <w:sz w:val="22"/>
+        </w:rPr>
+        <w:t>(улыбка не меняется)</w:t>
+      </w:r>
+      <w:r>
+        <w:rPr>
+          <w:rFonts w:ascii="Times New Roman" w:hAnsi="Times New Roman" w:eastAsia="Malgun Gothic"/>
+          <w:b w:val="0"/>
+          <w:i w:val="0"/>
+          <w:sz w:val="22"/>
+        </w:rPr>
+        <w:t xml:space="preserve"> Шахтёры — это уже история, Павел Геннадьевич. Не живите в истории.</w:t>
+      </w:r>
+    </w:p>
+    <w:p>
+      <w:pPr>
+        <w:spacing w:before="0" w:after="110" w:line="300" w:lineRule="auto"/>
+      </w:pPr>
+      <w:r>
+        <w:rPr>
+          <w:rFonts w:ascii="Times New Roman" w:hAnsi="Times New Roman" w:eastAsia="Malgun Gothic"/>
           <w:b w:val="0"/>
           <w:i/>
           <w:color w:val="555555"/>
@@ -828,6 +1127,108 @@
         <w:rPr>
           <w:rFonts w:ascii="Times New Roman" w:hAnsi="Times New Roman" w:eastAsia="Malgun Gothic"/>
           <w:b w:val="0"/>
+          <w:i w:val="0"/>
+          <w:sz w:val="22"/>
+        </w:rPr>
+        <w:t>А ипотека? Ребёнок на подходе. Без денег Балагина мы…</w:t>
+      </w:r>
+    </w:p>
+    <w:p>
+      <w:pPr>
+        <w:spacing w:before="0" w:after="110" w:line="300" w:lineRule="auto"/>
+      </w:pPr>
+      <w:r>
+        <w:rPr>
+          <w:rFonts w:ascii="Times New Roman" w:hAnsi="Times New Roman" w:eastAsia="Malgun Gothic"/>
+          <w:b/>
+          <w:i w:val="0"/>
+          <w:sz w:val="22"/>
+        </w:rPr>
+        <w:t xml:space="preserve">Мария: </w:t>
+      </w:r>
+      <w:r>
+        <w:rPr>
+          <w:rFonts w:ascii="Times New Roman" w:hAnsi="Times New Roman" w:eastAsia="Malgun Gothic"/>
+          <w:b w:val="0"/>
+          <w:i w:val="0"/>
+          <w:sz w:val="22"/>
+        </w:rPr>
+        <w:t>Проживём. Я посчитала ещё в прошлом месяце, когда поняла, к чему ты придёшь. Если я возьму подработку на дом и мы урежем всё лишнее — полгода протянем.</w:t>
+      </w:r>
+    </w:p>
+    <w:p>
+      <w:pPr>
+        <w:spacing w:before="0" w:after="110" w:line="300" w:lineRule="auto"/>
+      </w:pPr>
+      <w:r>
+        <w:rPr>
+          <w:rFonts w:ascii="Times New Roman" w:hAnsi="Times New Roman" w:eastAsia="Malgun Gothic"/>
+          <w:b/>
+          <w:i w:val="0"/>
+          <w:sz w:val="22"/>
+        </w:rPr>
+        <w:t xml:space="preserve">Павел: </w:t>
+      </w:r>
+      <w:r>
+        <w:rPr>
+          <w:rFonts w:ascii="Times New Roman" w:hAnsi="Times New Roman" w:eastAsia="Malgun Gothic"/>
+          <w:b w:val="0"/>
+          <w:i/>
+          <w:color w:val="555555"/>
+          <w:sz w:val="22"/>
+        </w:rPr>
+        <w:t>(поражённо)</w:t>
+      </w:r>
+      <w:r>
+        <w:rPr>
+          <w:rFonts w:ascii="Times New Roman" w:hAnsi="Times New Roman" w:eastAsia="Malgun Gothic"/>
+          <w:b w:val="0"/>
+          <w:i w:val="0"/>
+          <w:sz w:val="22"/>
+        </w:rPr>
+        <w:t xml:space="preserve"> Ты посчитала? Заранее?</w:t>
+      </w:r>
+    </w:p>
+    <w:p>
+      <w:pPr>
+        <w:spacing w:before="0" w:after="110" w:line="300" w:lineRule="auto"/>
+      </w:pPr>
+      <w:r>
+        <w:rPr>
+          <w:rFonts w:ascii="Times New Roman" w:hAnsi="Times New Roman" w:eastAsia="Malgun Gothic"/>
+          <w:b/>
+          <w:i w:val="0"/>
+          <w:sz w:val="22"/>
+        </w:rPr>
+        <w:t xml:space="preserve">Мария: </w:t>
+      </w:r>
+      <w:r>
+        <w:rPr>
+          <w:rFonts w:ascii="Times New Roman" w:hAnsi="Times New Roman" w:eastAsia="Malgun Gothic"/>
+          <w:b w:val="0"/>
+          <w:i w:val="0"/>
+          <w:sz w:val="22"/>
+        </w:rPr>
+        <w:t>Паша, я замужем за юристом, который год не спит по ночам. Конечно, посчитала.</w:t>
+      </w:r>
+    </w:p>
+    <w:p>
+      <w:pPr>
+        <w:spacing w:before="0" w:after="110" w:line="300" w:lineRule="auto"/>
+      </w:pPr>
+      <w:r>
+        <w:rPr>
+          <w:rFonts w:ascii="Times New Roman" w:hAnsi="Times New Roman" w:eastAsia="Malgun Gothic"/>
+          <w:b/>
+          <w:i w:val="0"/>
+          <w:sz w:val="22"/>
+        </w:rPr>
+        <w:t xml:space="preserve">Павел: </w:t>
+      </w:r>
+      <w:r>
+        <w:rPr>
+          <w:rFonts w:ascii="Times New Roman" w:hAnsi="Times New Roman" w:eastAsia="Malgun Gothic"/>
+          <w:b w:val="0"/>
           <w:i/>
           <w:color w:val="555555"/>
           <w:sz w:val="22"/>
@@ -1043,6 +1444,216 @@
     </w:p>
     <w:p>
       <w:pPr>
+        <w:spacing w:before="0" w:after="110" w:line="300" w:lineRule="auto"/>
+      </w:pPr>
+      <w:r>
+        <w:rPr>
+          <w:rFonts w:ascii="Times New Roman" w:hAnsi="Times New Roman" w:eastAsia="Malgun Gothic"/>
+          <w:b/>
+          <w:i w:val="0"/>
+          <w:sz w:val="22"/>
+        </w:rPr>
+        <w:t xml:space="preserve">Павел: </w:t>
+      </w:r>
+      <w:r>
+        <w:rPr>
+          <w:rFonts w:ascii="Times New Roman" w:hAnsi="Times New Roman" w:eastAsia="Malgun Gothic"/>
+          <w:b w:val="0"/>
+          <w:i w:val="0"/>
+          <w:sz w:val="22"/>
+        </w:rPr>
+        <w:t>Был. Реалист видит, как всё устроено. Вот я наконец и увидел.</w:t>
+      </w:r>
+    </w:p>
+    <w:p>
+      <w:pPr>
+        <w:spacing w:before="0" w:after="110" w:line="300" w:lineRule="auto"/>
+      </w:pPr>
+      <w:r>
+        <w:rPr>
+          <w:rFonts w:ascii="Times New Roman" w:hAnsi="Times New Roman" w:eastAsia="Malgun Gothic"/>
+          <w:b/>
+          <w:i w:val="0"/>
+          <w:sz w:val="22"/>
+        </w:rPr>
+        <w:t xml:space="preserve">Балагин: </w:t>
+      </w:r>
+      <w:r>
+        <w:rPr>
+          <w:rFonts w:ascii="Times New Roman" w:hAnsi="Times New Roman" w:eastAsia="Malgun Gothic"/>
+          <w:b w:val="0"/>
+          <w:i w:val="0"/>
+          <w:sz w:val="22"/>
+        </w:rPr>
+        <w:t>И что же вы увидели?</w:t>
+      </w:r>
+    </w:p>
+    <w:p>
+      <w:pPr>
+        <w:spacing w:before="0" w:after="110" w:line="300" w:lineRule="auto"/>
+      </w:pPr>
+      <w:r>
+        <w:rPr>
+          <w:rFonts w:ascii="Times New Roman" w:hAnsi="Times New Roman" w:eastAsia="Malgun Gothic"/>
+          <w:b/>
+          <w:i w:val="0"/>
+          <w:sz w:val="22"/>
+        </w:rPr>
+        <w:t xml:space="preserve">Павел: </w:t>
+      </w:r>
+      <w:r>
+        <w:rPr>
+          <w:rFonts w:ascii="Times New Roman" w:hAnsi="Times New Roman" w:eastAsia="Malgun Gothic"/>
+          <w:b w:val="0"/>
+          <w:i w:val="0"/>
+          <w:sz w:val="22"/>
+        </w:rPr>
+        <w:t>Что я вам больше не нужен. Вы уже взяли у меня всё, что я знал о «Свете» и об Орлове. Дальше я бы только сидел на вашей зарплате и молчал.</w:t>
+      </w:r>
+    </w:p>
+    <w:p>
+      <w:pPr>
+        <w:spacing w:before="0" w:after="110" w:line="300" w:lineRule="auto"/>
+      </w:pPr>
+      <w:r>
+        <w:rPr>
+          <w:rFonts w:ascii="Times New Roman" w:hAnsi="Times New Roman" w:eastAsia="Malgun Gothic"/>
+          <w:b/>
+          <w:i w:val="0"/>
+          <w:sz w:val="22"/>
+        </w:rPr>
+        <w:t xml:space="preserve">Балагин: </w:t>
+      </w:r>
+      <w:r>
+        <w:rPr>
+          <w:rFonts w:ascii="Times New Roman" w:hAnsi="Times New Roman" w:eastAsia="Malgun Gothic"/>
+          <w:b w:val="0"/>
+          <w:i/>
+          <w:color w:val="555555"/>
+          <w:sz w:val="22"/>
+        </w:rPr>
+        <w:t>(пожимает плечами)</w:t>
+      </w:r>
+      <w:r>
+        <w:rPr>
+          <w:rFonts w:ascii="Times New Roman" w:hAnsi="Times New Roman" w:eastAsia="Malgun Gothic"/>
+          <w:b w:val="0"/>
+          <w:i w:val="0"/>
+          <w:sz w:val="22"/>
+        </w:rPr>
+        <w:t xml:space="preserve"> Молчание тоже неплохо оплачивается.</w:t>
+      </w:r>
+    </w:p>
+    <w:p>
+      <w:pPr>
+        <w:spacing w:before="0" w:after="110" w:line="300" w:lineRule="auto"/>
+      </w:pPr>
+      <w:r>
+        <w:rPr>
+          <w:rFonts w:ascii="Times New Roman" w:hAnsi="Times New Roman" w:eastAsia="Malgun Gothic"/>
+          <w:b/>
+          <w:i w:val="0"/>
+          <w:sz w:val="22"/>
+        </w:rPr>
+        <w:t xml:space="preserve">Павел: </w:t>
+      </w:r>
+      <w:r>
+        <w:rPr>
+          <w:rFonts w:ascii="Times New Roman" w:hAnsi="Times New Roman" w:eastAsia="Malgun Gothic"/>
+          <w:b w:val="0"/>
+          <w:i w:val="0"/>
+          <w:sz w:val="22"/>
+        </w:rPr>
+        <w:t xml:space="preserve">Вот поэтому я и ухожу. </w:t>
+      </w:r>
+      <w:r>
+        <w:rPr>
+          <w:rFonts w:ascii="Times New Roman" w:hAnsi="Times New Roman" w:eastAsia="Malgun Gothic"/>
+          <w:b w:val="0"/>
+          <w:i/>
+          <w:color w:val="555555"/>
+          <w:sz w:val="22"/>
+        </w:rPr>
+        <w:t>(кладёт на стол пропуск)</w:t>
+      </w:r>
+      <w:r>
+        <w:rPr>
+          <w:rFonts w:ascii="Times New Roman" w:hAnsi="Times New Roman" w:eastAsia="Malgun Gothic"/>
+          <w:b w:val="0"/>
+          <w:i w:val="0"/>
+          <w:sz w:val="22"/>
+        </w:rPr>
+        <w:t xml:space="preserve"> Пропуск. Ключи от кабинета у секретаря.</w:t>
+      </w:r>
+    </w:p>
+    <w:p>
+      <w:pPr>
+        <w:spacing w:before="0" w:after="110" w:line="300" w:lineRule="auto"/>
+      </w:pPr>
+      <w:r>
+        <w:rPr>
+          <w:rFonts w:ascii="Times New Roman" w:hAnsi="Times New Roman" w:eastAsia="Malgun Gothic"/>
+          <w:b/>
+          <w:i w:val="0"/>
+          <w:sz w:val="22"/>
+        </w:rPr>
+        <w:t xml:space="preserve">Балагин: </w:t>
+      </w:r>
+      <w:r>
+        <w:rPr>
+          <w:rFonts w:ascii="Times New Roman" w:hAnsi="Times New Roman" w:eastAsia="Malgun Gothic"/>
+          <w:b w:val="0"/>
+          <w:i/>
+          <w:color w:val="555555"/>
+          <w:sz w:val="22"/>
+        </w:rPr>
+        <w:t>(вслед, негромко)</w:t>
+      </w:r>
+      <w:r>
+        <w:rPr>
+          <w:rFonts w:ascii="Times New Roman" w:hAnsi="Times New Roman" w:eastAsia="Malgun Gothic"/>
+          <w:b w:val="0"/>
+          <w:i w:val="0"/>
+          <w:sz w:val="22"/>
+        </w:rPr>
+        <w:t xml:space="preserve"> Передавайте привет супруге. Берегите её. В её положении нервничать вредно.</w:t>
+      </w:r>
+    </w:p>
+    <w:p>
+      <w:pPr>
+        <w:spacing w:before="0" w:after="110" w:line="300" w:lineRule="auto"/>
+      </w:pPr>
+      <w:r>
+        <w:rPr>
+          <w:rFonts w:ascii="Times New Roman" w:hAnsi="Times New Roman" w:eastAsia="Malgun Gothic"/>
+          <w:b/>
+          <w:i w:val="0"/>
+          <w:sz w:val="22"/>
+        </w:rPr>
+        <w:t xml:space="preserve">Павел: </w:t>
+      </w:r>
+      <w:r>
+        <w:rPr>
+          <w:rFonts w:ascii="Times New Roman" w:hAnsi="Times New Roman" w:eastAsia="Malgun Gothic"/>
+          <w:b w:val="0"/>
+          <w:i/>
+          <w:color w:val="555555"/>
+          <w:sz w:val="22"/>
+        </w:rPr>
+        <w:t>(останавливается в дверях, не оборачиваясь)</w:t>
+      </w:r>
+      <w:r>
+        <w:rPr>
+          <w:rFonts w:ascii="Times New Roman" w:hAnsi="Times New Roman" w:eastAsia="Malgun Gothic"/>
+          <w:b w:val="0"/>
+          <w:i w:val="0"/>
+          <w:sz w:val="22"/>
+        </w:rPr>
+        <w:t xml:space="preserve"> Ещё раз упомянете мою жену — и следующий разговор будет с адвокатом. Не со мной.</w:t>
+      </w:r>
+    </w:p>
+    <w:p>
+      <w:pPr>
         <w:keepNext/>
         <w:spacing w:before="320" w:after="140"/>
       </w:pPr>
@@ -1204,6 +1815,164 @@
     </w:p>
     <w:p>
       <w:pPr>
+        <w:spacing w:before="0" w:after="110" w:line="300" w:lineRule="auto"/>
+      </w:pPr>
+      <w:r>
+        <w:rPr>
+          <w:rFonts w:ascii="Times New Roman" w:hAnsi="Times New Roman" w:eastAsia="Malgun Gothic"/>
+          <w:b/>
+          <w:i w:val="0"/>
+          <w:sz w:val="22"/>
+        </w:rPr>
+        <w:t xml:space="preserve">Павел: </w:t>
+      </w:r>
+      <w:r>
+        <w:rPr>
+          <w:rFonts w:ascii="Times New Roman" w:hAnsi="Times New Roman" w:eastAsia="Malgun Gothic"/>
+          <w:b w:val="0"/>
+          <w:i w:val="0"/>
+          <w:sz w:val="22"/>
+        </w:rPr>
+        <w:t>Спасибо, Катя. Я знаю, что вы обо мне думаете.</w:t>
+      </w:r>
+    </w:p>
+    <w:p>
+      <w:pPr>
+        <w:spacing w:before="0" w:after="110" w:line="300" w:lineRule="auto"/>
+      </w:pPr>
+      <w:r>
+        <w:rPr>
+          <w:rFonts w:ascii="Times New Roman" w:hAnsi="Times New Roman" w:eastAsia="Malgun Gothic"/>
+          <w:b/>
+          <w:i w:val="0"/>
+          <w:sz w:val="22"/>
+        </w:rPr>
+        <w:t xml:space="preserve">Катя: </w:t>
+      </w:r>
+      <w:r>
+        <w:rPr>
+          <w:rFonts w:ascii="Times New Roman" w:hAnsi="Times New Roman" w:eastAsia="Malgun Gothic"/>
+          <w:b w:val="0"/>
+          <w:i/>
+          <w:color w:val="555555"/>
+          <w:sz w:val="22"/>
+        </w:rPr>
+        <w:t>(ровно)</w:t>
+      </w:r>
+      <w:r>
+        <w:rPr>
+          <w:rFonts w:ascii="Times New Roman" w:hAnsi="Times New Roman" w:eastAsia="Malgun Gothic"/>
+          <w:b w:val="0"/>
+          <w:i w:val="0"/>
+          <w:sz w:val="22"/>
+        </w:rPr>
+        <w:t xml:space="preserve"> Не знаете, Павел Геннадьевич. Я о вас стараюсь вообще не думать. Так проще работать.</w:t>
+      </w:r>
+    </w:p>
+    <w:p>
+      <w:pPr>
+        <w:spacing w:before="0" w:after="110" w:line="300" w:lineRule="auto"/>
+      </w:pPr>
+      <w:r>
+        <w:rPr>
+          <w:rFonts w:ascii="Times New Roman" w:hAnsi="Times New Roman" w:eastAsia="Malgun Gothic"/>
+          <w:b/>
+          <w:i w:val="0"/>
+          <w:sz w:val="22"/>
+        </w:rPr>
+        <w:t xml:space="preserve">Павел: </w:t>
+      </w:r>
+      <w:r>
+        <w:rPr>
+          <w:rFonts w:ascii="Times New Roman" w:hAnsi="Times New Roman" w:eastAsia="Malgun Gothic"/>
+          <w:b w:val="0"/>
+          <w:i/>
+          <w:color w:val="555555"/>
+          <w:sz w:val="22"/>
+        </w:rPr>
+        <w:t>(горько усмехается)</w:t>
+      </w:r>
+      <w:r>
+        <w:rPr>
+          <w:rFonts w:ascii="Times New Roman" w:hAnsi="Times New Roman" w:eastAsia="Malgun Gothic"/>
+          <w:b w:val="0"/>
+          <w:i w:val="0"/>
+          <w:sz w:val="22"/>
+        </w:rPr>
+        <w:t xml:space="preserve"> Честно. Вы у него научились.</w:t>
+      </w:r>
+    </w:p>
+    <w:p>
+      <w:pPr>
+        <w:spacing w:before="0" w:after="110" w:line="300" w:lineRule="auto"/>
+      </w:pPr>
+      <w:r>
+        <w:rPr>
+          <w:rFonts w:ascii="Times New Roman" w:hAnsi="Times New Roman" w:eastAsia="Malgun Gothic"/>
+          <w:b/>
+          <w:i w:val="0"/>
+          <w:sz w:val="22"/>
+        </w:rPr>
+        <w:t xml:space="preserve">Катя: </w:t>
+      </w:r>
+      <w:r>
+        <w:rPr>
+          <w:rFonts w:ascii="Times New Roman" w:hAnsi="Times New Roman" w:eastAsia="Malgun Gothic"/>
+          <w:b w:val="0"/>
+          <w:i w:val="0"/>
+          <w:sz w:val="22"/>
+        </w:rPr>
+        <w:t>У него и у Виктора Петровича. Номер, с которого звоните, — ваш?</w:t>
+      </w:r>
+    </w:p>
+    <w:p>
+      <w:pPr>
+        <w:spacing w:before="0" w:after="110" w:line="300" w:lineRule="auto"/>
+      </w:pPr>
+      <w:r>
+        <w:rPr>
+          <w:rFonts w:ascii="Times New Roman" w:hAnsi="Times New Roman" w:eastAsia="Malgun Gothic"/>
+          <w:b/>
+          <w:i w:val="0"/>
+          <w:sz w:val="22"/>
+        </w:rPr>
+        <w:t xml:space="preserve">Павел: </w:t>
+      </w:r>
+      <w:r>
+        <w:rPr>
+          <w:rFonts w:ascii="Times New Roman" w:hAnsi="Times New Roman" w:eastAsia="Malgun Gothic"/>
+          <w:b w:val="0"/>
+          <w:i w:val="0"/>
+          <w:sz w:val="22"/>
+        </w:rPr>
+        <w:t>Новый. Старый, думаю, у холдинга на контроле.</w:t>
+      </w:r>
+    </w:p>
+    <w:p>
+      <w:pPr>
+        <w:spacing w:before="0" w:after="110" w:line="300" w:lineRule="auto"/>
+      </w:pPr>
+      <w:r>
+        <w:rPr>
+          <w:rFonts w:ascii="Times New Roman" w:hAnsi="Times New Roman" w:eastAsia="Malgun Gothic"/>
+          <w:b/>
+          <w:i w:val="0"/>
+          <w:sz w:val="22"/>
+        </w:rPr>
+        <w:t xml:space="preserve">Катя: </w:t>
+      </w:r>
+      <w:r>
+        <w:rPr>
+          <w:rFonts w:ascii="Times New Roman" w:hAnsi="Times New Roman" w:eastAsia="Malgun Gothic"/>
+          <w:b w:val="0"/>
+          <w:i w:val="0"/>
+          <w:sz w:val="22"/>
+        </w:rPr>
+        <w:t>Тогда больше с него не звоните сюда. Если Алексей Николаевич захочет, он найдёт вас сам.</w:t>
+      </w:r>
+    </w:p>
+    <w:p>
+      <w:pPr>
         <w:keepNext/>
         <w:spacing w:before="320" w:after="140"/>
       </w:pPr>
@@ -1378,6 +2147,98 @@
     </w:p>
     <w:p>
       <w:pPr>
+        <w:spacing w:before="0" w:after="110" w:line="300" w:lineRule="auto"/>
+      </w:pPr>
+      <w:r>
+        <w:rPr>
+          <w:rFonts w:ascii="Times New Roman" w:hAnsi="Times New Roman" w:eastAsia="Malgun Gothic"/>
+          <w:b/>
+          <w:i w:val="0"/>
+          <w:sz w:val="22"/>
+        </w:rPr>
+        <w:t xml:space="preserve">Лёша: </w:t>
+      </w:r>
+      <w:r>
+        <w:rPr>
+          <w:rFonts w:ascii="Times New Roman" w:hAnsi="Times New Roman" w:eastAsia="Malgun Gothic"/>
+          <w:b w:val="0"/>
+          <w:i w:val="0"/>
+          <w:sz w:val="22"/>
+        </w:rPr>
+        <w:t>Кто говорил? Имена.</w:t>
+      </w:r>
+    </w:p>
+    <w:p>
+      <w:pPr>
+        <w:spacing w:before="0" w:after="110" w:line="300" w:lineRule="auto"/>
+      </w:pPr>
+      <w:r>
+        <w:rPr>
+          <w:rFonts w:ascii="Times New Roman" w:hAnsi="Times New Roman" w:eastAsia="Malgun Gothic"/>
+          <w:b/>
+          <w:i w:val="0"/>
+          <w:sz w:val="22"/>
+        </w:rPr>
+        <w:t xml:space="preserve">Павел: </w:t>
+      </w:r>
+      <w:r>
+        <w:rPr>
+          <w:rFonts w:ascii="Times New Roman" w:hAnsi="Times New Roman" w:eastAsia="Malgun Gothic"/>
+          <w:b w:val="0"/>
+          <w:i w:val="0"/>
+          <w:sz w:val="22"/>
+        </w:rPr>
+        <w:t>Одного по голосу не узнал. Второй — помощник Литвинова, тот, что вёл переговоры по «Новтексу». Сказал: «Готовьте к весне, чтобы вышло за месяц до голосования».</w:t>
+      </w:r>
+    </w:p>
+    <w:p>
+      <w:pPr>
+        <w:spacing w:before="0" w:after="110" w:line="300" w:lineRule="auto"/>
+      </w:pPr>
+      <w:r>
+        <w:rPr>
+          <w:rFonts w:ascii="Times New Roman" w:hAnsi="Times New Roman" w:eastAsia="Malgun Gothic"/>
+          <w:b/>
+          <w:i w:val="0"/>
+          <w:sz w:val="22"/>
+        </w:rPr>
+        <w:t xml:space="preserve">Лёша: </w:t>
+      </w:r>
+      <w:r>
+        <w:rPr>
+          <w:rFonts w:ascii="Times New Roman" w:hAnsi="Times New Roman" w:eastAsia="Malgun Gothic"/>
+          <w:b w:val="0"/>
+          <w:i w:val="0"/>
+          <w:sz w:val="22"/>
+        </w:rPr>
+        <w:t>За месяц до голосования… Значит, они уже знают, что мы пойдём на губернаторские.</w:t>
+      </w:r>
+    </w:p>
+    <w:p>
+      <w:pPr>
+        <w:spacing w:before="0" w:after="110" w:line="300" w:lineRule="auto"/>
+      </w:pPr>
+      <w:r>
+        <w:rPr>
+          <w:rFonts w:ascii="Times New Roman" w:hAnsi="Times New Roman" w:eastAsia="Malgun Gothic"/>
+          <w:b/>
+          <w:i w:val="0"/>
+          <w:sz w:val="22"/>
+        </w:rPr>
+        <w:t xml:space="preserve">Павел: </w:t>
+      </w:r>
+      <w:r>
+        <w:rPr>
+          <w:rFonts w:ascii="Times New Roman" w:hAnsi="Times New Roman" w:eastAsia="Malgun Gothic"/>
+          <w:b w:val="0"/>
+          <w:i w:val="0"/>
+          <w:sz w:val="22"/>
+        </w:rPr>
+        <w:t>Они знают больше, чем ты думаешь. Лёш, у них на каждого из вас папка. На Катю, на Гребенщикова. На меня тоже, теперь, наверное.</w:t>
+      </w:r>
+    </w:p>
+    <w:p>
+      <w:pPr>
         <w:keepNext/>
         <w:spacing w:before="320" w:after="140"/>
       </w:pPr>
@@ -1588,6 +2449,151 @@
     </w:p>
     <w:p>
       <w:pPr>
+        <w:spacing w:before="0" w:after="110" w:line="300" w:lineRule="auto"/>
+      </w:pPr>
+      <w:r>
+        <w:rPr>
+          <w:rFonts w:ascii="Times New Roman" w:hAnsi="Times New Roman" w:eastAsia="Malgun Gothic"/>
+          <w:b/>
+          <w:i w:val="0"/>
+          <w:sz w:val="22"/>
+        </w:rPr>
+        <w:t xml:space="preserve">Лёша: </w:t>
+      </w:r>
+      <w:r>
+        <w:rPr>
+          <w:rFonts w:ascii="Times New Roman" w:hAnsi="Times New Roman" w:eastAsia="Malgun Gothic"/>
+          <w:b w:val="0"/>
+          <w:i/>
+          <w:color w:val="555555"/>
+          <w:sz w:val="22"/>
+        </w:rPr>
+        <w:t>(после паузы, тише)</w:t>
+      </w:r>
+      <w:r>
+        <w:rPr>
+          <w:rFonts w:ascii="Times New Roman" w:hAnsi="Times New Roman" w:eastAsia="Malgun Gothic"/>
+          <w:b w:val="0"/>
+          <w:i w:val="0"/>
+          <w:sz w:val="22"/>
+        </w:rPr>
+        <w:t xml:space="preserve"> Маша знает, что ты мне звонишь?</w:t>
+      </w:r>
+    </w:p>
+    <w:p>
+      <w:pPr>
+        <w:spacing w:before="0" w:after="110" w:line="300" w:lineRule="auto"/>
+      </w:pPr>
+      <w:r>
+        <w:rPr>
+          <w:rFonts w:ascii="Times New Roman" w:hAnsi="Times New Roman" w:eastAsia="Malgun Gothic"/>
+          <w:b/>
+          <w:i w:val="0"/>
+          <w:sz w:val="22"/>
+        </w:rPr>
+        <w:t xml:space="preserve">Павел: </w:t>
+      </w:r>
+      <w:r>
+        <w:rPr>
+          <w:rFonts w:ascii="Times New Roman" w:hAnsi="Times New Roman" w:eastAsia="Malgun Gothic"/>
+          <w:b w:val="0"/>
+          <w:i w:val="0"/>
+          <w:sz w:val="22"/>
+        </w:rPr>
+        <w:t>Это она меня и заставила. Сказала — сначала уйди от них, потом звони.</w:t>
+      </w:r>
+    </w:p>
+    <w:p>
+      <w:pPr>
+        <w:spacing w:before="0" w:after="110" w:line="300" w:lineRule="auto"/>
+      </w:pPr>
+      <w:r>
+        <w:rPr>
+          <w:rFonts w:ascii="Times New Roman" w:hAnsi="Times New Roman" w:eastAsia="Malgun Gothic"/>
+          <w:b/>
+          <w:i w:val="0"/>
+          <w:sz w:val="22"/>
+        </w:rPr>
+        <w:t xml:space="preserve">Лёша: </w:t>
+      </w:r>
+      <w:r>
+        <w:rPr>
+          <w:rFonts w:ascii="Times New Roman" w:hAnsi="Times New Roman" w:eastAsia="Malgun Gothic"/>
+          <w:b w:val="0"/>
+          <w:i/>
+          <w:color w:val="555555"/>
+          <w:sz w:val="22"/>
+        </w:rPr>
+        <w:t>(почти против воли)</w:t>
+      </w:r>
+      <w:r>
+        <w:rPr>
+          <w:rFonts w:ascii="Times New Roman" w:hAnsi="Times New Roman" w:eastAsia="Malgun Gothic"/>
+          <w:b w:val="0"/>
+          <w:i w:val="0"/>
+          <w:sz w:val="22"/>
+        </w:rPr>
+        <w:t xml:space="preserve"> Она всегда была умнее нас обоих.</w:t>
+      </w:r>
+    </w:p>
+    <w:p>
+      <w:pPr>
+        <w:spacing w:before="0" w:after="110" w:line="300" w:lineRule="auto"/>
+      </w:pPr>
+      <w:r>
+        <w:rPr>
+          <w:rFonts w:ascii="Times New Roman" w:hAnsi="Times New Roman" w:eastAsia="Malgun Gothic"/>
+          <w:b/>
+          <w:i w:val="0"/>
+          <w:sz w:val="22"/>
+        </w:rPr>
+        <w:t xml:space="preserve">Павел: </w:t>
+      </w:r>
+      <w:r>
+        <w:rPr>
+          <w:rFonts w:ascii="Times New Roman" w:hAnsi="Times New Roman" w:eastAsia="Malgun Gothic"/>
+          <w:b w:val="0"/>
+          <w:i/>
+          <w:color w:val="555555"/>
+          <w:sz w:val="22"/>
+        </w:rPr>
+        <w:t>(коротко смеётся)</w:t>
+      </w:r>
+      <w:r>
+        <w:rPr>
+          <w:rFonts w:ascii="Times New Roman" w:hAnsi="Times New Roman" w:eastAsia="Malgun Gothic"/>
+          <w:b w:val="0"/>
+          <w:i w:val="0"/>
+          <w:sz w:val="22"/>
+        </w:rPr>
+        <w:t xml:space="preserve"> Это точно. Лёш… я не буду больше звонить без повода. Обещаю.</w:t>
+      </w:r>
+    </w:p>
+    <w:p>
+      <w:pPr>
+        <w:spacing w:before="0" w:after="110" w:line="300" w:lineRule="auto"/>
+      </w:pPr>
+      <w:r>
+        <w:rPr>
+          <w:rFonts w:ascii="Times New Roman" w:hAnsi="Times New Roman" w:eastAsia="Malgun Gothic"/>
+          <w:b/>
+          <w:i w:val="0"/>
+          <w:sz w:val="22"/>
+        </w:rPr>
+        <w:t xml:space="preserve">Лёша: </w:t>
+      </w:r>
+      <w:r>
+        <w:rPr>
+          <w:rFonts w:ascii="Times New Roman" w:hAnsi="Times New Roman" w:eastAsia="Malgun Gothic"/>
+          <w:b w:val="0"/>
+          <w:i w:val="0"/>
+          <w:sz w:val="22"/>
+        </w:rPr>
+        <w:t>Не обещай. Просто не звони без повода.</w:t>
+      </w:r>
+    </w:p>
+    <w:p>
+      <w:pPr>
         <w:keepNext/>
         <w:spacing w:before="320" w:after="140"/>
       </w:pPr>
@@ -1770,6 +2776,131 @@
           <w:i w:val="0"/>
           <w:sz w:val="22"/>
         </w:rPr>
+        <w:t>Мне было пятнадцать, когда его не стало. Я помню, как он сидел ночами на кухне с пишущей машинкой и курил в форточку, чтобы мама не ругалась.</w:t>
+      </w:r>
+    </w:p>
+    <w:p>
+      <w:pPr>
+        <w:spacing w:before="0" w:after="110" w:line="300" w:lineRule="auto"/>
+      </w:pPr>
+      <w:r>
+        <w:rPr>
+          <w:rFonts w:ascii="Times New Roman" w:hAnsi="Times New Roman" w:eastAsia="Malgun Gothic"/>
+          <w:b/>
+          <w:i w:val="0"/>
+          <w:sz w:val="22"/>
+        </w:rPr>
+        <w:t xml:space="preserve">Лёша: </w:t>
+      </w:r>
+      <w:r>
+        <w:rPr>
+          <w:rFonts w:ascii="Times New Roman" w:hAnsi="Times New Roman" w:eastAsia="Malgun Gothic"/>
+          <w:b w:val="0"/>
+          <w:i w:val="0"/>
+          <w:sz w:val="22"/>
+        </w:rPr>
+        <w:t>Про машинку ты мне не рассказывала. Только про то, что он говорил о страхе.</w:t>
+      </w:r>
+    </w:p>
+    <w:p>
+      <w:pPr>
+        <w:spacing w:before="0" w:after="110" w:line="300" w:lineRule="auto"/>
+      </w:pPr>
+      <w:r>
+        <w:rPr>
+          <w:rFonts w:ascii="Times New Roman" w:hAnsi="Times New Roman" w:eastAsia="Malgun Gothic"/>
+          <w:b/>
+          <w:i w:val="0"/>
+          <w:sz w:val="22"/>
+        </w:rPr>
+        <w:t xml:space="preserve">Дарья: </w:t>
+      </w:r>
+      <w:r>
+        <w:rPr>
+          <w:rFonts w:ascii="Times New Roman" w:hAnsi="Times New Roman" w:eastAsia="Malgun Gothic"/>
+          <w:b w:val="0"/>
+          <w:i/>
+          <w:color w:val="555555"/>
+          <w:sz w:val="22"/>
+        </w:rPr>
+        <w:t>(улыбается краем губ)</w:t>
+      </w:r>
+      <w:r>
+        <w:rPr>
+          <w:rFonts w:ascii="Times New Roman" w:hAnsi="Times New Roman" w:eastAsia="Malgun Gothic"/>
+          <w:b w:val="0"/>
+          <w:i w:val="0"/>
+          <w:sz w:val="22"/>
+        </w:rPr>
+        <w:t xml:space="preserve"> Про машинку трудно рассказывать без слёз. Он был упрямый, как ты. Ему тоже звонили и советовали подумать о семье.</w:t>
+      </w:r>
+    </w:p>
+    <w:p>
+      <w:pPr>
+        <w:spacing w:before="0" w:after="110" w:line="300" w:lineRule="auto"/>
+      </w:pPr>
+      <w:r>
+        <w:rPr>
+          <w:rFonts w:ascii="Times New Roman" w:hAnsi="Times New Roman" w:eastAsia="Malgun Gothic"/>
+          <w:b/>
+          <w:i w:val="0"/>
+          <w:sz w:val="22"/>
+        </w:rPr>
+        <w:t xml:space="preserve">Лёша: </w:t>
+      </w:r>
+      <w:r>
+        <w:rPr>
+          <w:rFonts w:ascii="Times New Roman" w:hAnsi="Times New Roman" w:eastAsia="Malgun Gothic"/>
+          <w:b w:val="0"/>
+          <w:i w:val="0"/>
+          <w:sz w:val="22"/>
+        </w:rPr>
+        <w:t>И что он делал?</w:t>
+      </w:r>
+    </w:p>
+    <w:p>
+      <w:pPr>
+        <w:spacing w:before="0" w:after="110" w:line="300" w:lineRule="auto"/>
+      </w:pPr>
+      <w:r>
+        <w:rPr>
+          <w:rFonts w:ascii="Times New Roman" w:hAnsi="Times New Roman" w:eastAsia="Malgun Gothic"/>
+          <w:b/>
+          <w:i w:val="0"/>
+          <w:sz w:val="22"/>
+        </w:rPr>
+        <w:t xml:space="preserve">Дарья: </w:t>
+      </w:r>
+      <w:r>
+        <w:rPr>
+          <w:rFonts w:ascii="Times New Roman" w:hAnsi="Times New Roman" w:eastAsia="Malgun Gothic"/>
+          <w:b w:val="0"/>
+          <w:i w:val="0"/>
+          <w:sz w:val="22"/>
+        </w:rPr>
+        <w:t>Думал о семье. И продолжал писать. Говорил, что это и есть думать о семье — чтобы дочери было где жить.</w:t>
+      </w:r>
+    </w:p>
+    <w:p>
+      <w:pPr>
+        <w:spacing w:before="0" w:after="110" w:line="300" w:lineRule="auto"/>
+      </w:pPr>
+      <w:r>
+        <w:rPr>
+          <w:rFonts w:ascii="Times New Roman" w:hAnsi="Times New Roman" w:eastAsia="Malgun Gothic"/>
+          <w:b/>
+          <w:i w:val="0"/>
+          <w:sz w:val="22"/>
+        </w:rPr>
+        <w:t xml:space="preserve">Дарья: </w:t>
+      </w:r>
+      <w:r>
+        <w:rPr>
+          <w:rFonts w:ascii="Times New Roman" w:hAnsi="Times New Roman" w:eastAsia="Malgun Gothic"/>
+          <w:b w:val="0"/>
+          <w:i w:val="0"/>
+          <w:sz w:val="22"/>
+        </w:rPr>
         <w:t xml:space="preserve">Я знаю, где искать. Его старый редактор ещё жив, и у него остались черновики. </w:t>
       </w:r>
       <w:r>
@@ -2164,6 +3295,303 @@
           <w:sz w:val="22"/>
         </w:rPr>
         <w:t xml:space="preserve"> Узнаю, Алексей Николаевич.</w:t>
+      </w:r>
+    </w:p>
+    <w:p>
+      <w:pPr>
+        <w:keepNext/>
+        <w:spacing w:before="320" w:after="140"/>
+      </w:pPr>
+      <w:r>
+        <w:rPr>
+          <w:rFonts w:ascii="Times New Roman" w:hAnsi="Times New Roman" w:eastAsia="Malgun Gothic"/>
+          <w:b/>
+          <w:i w:val="0"/>
+          <w:color w:val="1F3864"/>
+          <w:sz w:val="26"/>
+        </w:rPr>
+        <w:t>장면 10 — 그날 밤, 파벨의 집</w:t>
+      </w:r>
+    </w:p>
+    <w:p>
+      <w:pPr>
+        <w:spacing w:before="0" w:after="110" w:line="300" w:lineRule="auto"/>
+      </w:pPr>
+      <w:r>
+        <w:rPr>
+          <w:rFonts w:ascii="Times New Roman" w:hAnsi="Times New Roman" w:eastAsia="Malgun Gothic"/>
+          <w:b w:val="0"/>
+          <w:i/>
+          <w:color w:val="555555"/>
+          <w:sz w:val="22"/>
+        </w:rPr>
+        <w:t>(Павел входит с небольшой коробкой)</w:t>
+      </w:r>
+    </w:p>
+    <w:p>
+      <w:pPr>
+        <w:spacing w:before="0" w:after="110" w:line="300" w:lineRule="auto"/>
+      </w:pPr>
+      <w:r>
+        <w:rPr>
+          <w:rFonts w:ascii="Times New Roman" w:hAnsi="Times New Roman" w:eastAsia="Malgun Gothic"/>
+          <w:b/>
+          <w:i w:val="0"/>
+          <w:sz w:val="22"/>
+        </w:rPr>
+        <w:t xml:space="preserve">Мария: </w:t>
+      </w:r>
+      <w:r>
+        <w:rPr>
+          <w:rFonts w:ascii="Times New Roman" w:hAnsi="Times New Roman" w:eastAsia="Malgun Gothic"/>
+          <w:b w:val="0"/>
+          <w:i w:val="0"/>
+          <w:sz w:val="22"/>
+        </w:rPr>
+        <w:t>Что это?</w:t>
+      </w:r>
+    </w:p>
+    <w:p>
+      <w:pPr>
+        <w:spacing w:before="0" w:after="110" w:line="300" w:lineRule="auto"/>
+      </w:pPr>
+      <w:r>
+        <w:rPr>
+          <w:rFonts w:ascii="Times New Roman" w:hAnsi="Times New Roman" w:eastAsia="Malgun Gothic"/>
+          <w:b/>
+          <w:i w:val="0"/>
+          <w:sz w:val="22"/>
+        </w:rPr>
+        <w:t xml:space="preserve">Павел: </w:t>
+      </w:r>
+      <w:r>
+        <w:rPr>
+          <w:rFonts w:ascii="Times New Roman" w:hAnsi="Times New Roman" w:eastAsia="Malgun Gothic"/>
+          <w:b w:val="0"/>
+          <w:i w:val="0"/>
+          <w:sz w:val="22"/>
+        </w:rPr>
+        <w:t>Телефон. Катя передала через курьера. Там один-единственный номер в контактах. Без имени.</w:t>
+      </w:r>
+    </w:p>
+    <w:p>
+      <w:pPr>
+        <w:spacing w:before="0" w:after="110" w:line="300" w:lineRule="auto"/>
+      </w:pPr>
+      <w:r>
+        <w:rPr>
+          <w:rFonts w:ascii="Times New Roman" w:hAnsi="Times New Roman" w:eastAsia="Malgun Gothic"/>
+          <w:b/>
+          <w:i w:val="0"/>
+          <w:sz w:val="22"/>
+        </w:rPr>
+        <w:t xml:space="preserve">Мария: </w:t>
+      </w:r>
+      <w:r>
+        <w:rPr>
+          <w:rFonts w:ascii="Times New Roman" w:hAnsi="Times New Roman" w:eastAsia="Malgun Gothic"/>
+          <w:b w:val="0"/>
+          <w:i/>
+          <w:color w:val="555555"/>
+          <w:sz w:val="22"/>
+        </w:rPr>
+        <w:t>(садится рядом)</w:t>
+      </w:r>
+      <w:r>
+        <w:rPr>
+          <w:rFonts w:ascii="Times New Roman" w:hAnsi="Times New Roman" w:eastAsia="Malgun Gothic"/>
+          <w:b w:val="0"/>
+          <w:i w:val="0"/>
+          <w:sz w:val="22"/>
+        </w:rPr>
+        <w:t xml:space="preserve"> Значит, он ответил.</w:t>
+      </w:r>
+    </w:p>
+    <w:p>
+      <w:pPr>
+        <w:spacing w:before="0" w:after="110" w:line="300" w:lineRule="auto"/>
+      </w:pPr>
+      <w:r>
+        <w:rPr>
+          <w:rFonts w:ascii="Times New Roman" w:hAnsi="Times New Roman" w:eastAsia="Malgun Gothic"/>
+          <w:b/>
+          <w:i w:val="0"/>
+          <w:sz w:val="22"/>
+        </w:rPr>
+        <w:t xml:space="preserve">Павел: </w:t>
+      </w:r>
+      <w:r>
+        <w:rPr>
+          <w:rFonts w:ascii="Times New Roman" w:hAnsi="Times New Roman" w:eastAsia="Malgun Gothic"/>
+          <w:b w:val="0"/>
+          <w:i w:val="0"/>
+          <w:sz w:val="22"/>
+        </w:rPr>
+        <w:t>Он не ответил, Маша. Он оставил дверь приоткрытой. Это разные вещи.</w:t>
+      </w:r>
+    </w:p>
+    <w:p>
+      <w:pPr>
+        <w:spacing w:before="0" w:after="110" w:line="300" w:lineRule="auto"/>
+      </w:pPr>
+      <w:r>
+        <w:rPr>
+          <w:rFonts w:ascii="Times New Roman" w:hAnsi="Times New Roman" w:eastAsia="Malgun Gothic"/>
+          <w:b/>
+          <w:i w:val="0"/>
+          <w:sz w:val="22"/>
+        </w:rPr>
+        <w:t xml:space="preserve">Мария: </w:t>
+      </w:r>
+      <w:r>
+        <w:rPr>
+          <w:rFonts w:ascii="Times New Roman" w:hAnsi="Times New Roman" w:eastAsia="Malgun Gothic"/>
+          <w:b w:val="0"/>
+          <w:i w:val="0"/>
+          <w:sz w:val="22"/>
+        </w:rPr>
+        <w:t xml:space="preserve">Для тебя — сейчас одно и то же. </w:t>
+      </w:r>
+      <w:r>
+        <w:rPr>
+          <w:rFonts w:ascii="Times New Roman" w:hAnsi="Times New Roman" w:eastAsia="Malgun Gothic"/>
+          <w:b w:val="0"/>
+          <w:i/>
+          <w:color w:val="555555"/>
+          <w:sz w:val="22"/>
+        </w:rPr>
+        <w:t>(пауза)</w:t>
+      </w:r>
+      <w:r>
+        <w:rPr>
+          <w:rFonts w:ascii="Times New Roman" w:hAnsi="Times New Roman" w:eastAsia="Malgun Gothic"/>
+          <w:b w:val="0"/>
+          <w:i w:val="0"/>
+          <w:sz w:val="22"/>
+        </w:rPr>
+        <w:t xml:space="preserve"> И ещё Катя звонила мне. Спрашивала, когда срок. Сказала — «Алексей Николаевич интересуется».</w:t>
+      </w:r>
+    </w:p>
+    <w:p>
+      <w:pPr>
+        <w:spacing w:before="0" w:after="110" w:line="300" w:lineRule="auto"/>
+      </w:pPr>
+      <w:r>
+        <w:rPr>
+          <w:rFonts w:ascii="Times New Roman" w:hAnsi="Times New Roman" w:eastAsia="Malgun Gothic"/>
+          <w:b/>
+          <w:i w:val="0"/>
+          <w:sz w:val="22"/>
+        </w:rPr>
+        <w:t xml:space="preserve">Павел: </w:t>
+      </w:r>
+      <w:r>
+        <w:rPr>
+          <w:rFonts w:ascii="Times New Roman" w:hAnsi="Times New Roman" w:eastAsia="Malgun Gothic"/>
+          <w:b w:val="0"/>
+          <w:i/>
+          <w:color w:val="555555"/>
+          <w:sz w:val="22"/>
+        </w:rPr>
+        <w:t>(долго молчит, потом отворачивается к окну)</w:t>
+      </w:r>
+      <w:r>
+        <w:rPr>
+          <w:rFonts w:ascii="Times New Roman" w:hAnsi="Times New Roman" w:eastAsia="Malgun Gothic"/>
+          <w:b w:val="0"/>
+          <w:i w:val="0"/>
+          <w:sz w:val="22"/>
+        </w:rPr>
+        <w:t xml:space="preserve"> Он спросил про тебя?</w:t>
+      </w:r>
+    </w:p>
+    <w:p>
+      <w:pPr>
+        <w:spacing w:before="0" w:after="110" w:line="300" w:lineRule="auto"/>
+      </w:pPr>
+      <w:r>
+        <w:rPr>
+          <w:rFonts w:ascii="Times New Roman" w:hAnsi="Times New Roman" w:eastAsia="Malgun Gothic"/>
+          <w:b/>
+          <w:i w:val="0"/>
+          <w:sz w:val="22"/>
+        </w:rPr>
+        <w:t xml:space="preserve">Мария: </w:t>
+      </w:r>
+      <w:r>
+        <w:rPr>
+          <w:rFonts w:ascii="Times New Roman" w:hAnsi="Times New Roman" w:eastAsia="Malgun Gothic"/>
+          <w:b w:val="0"/>
+          <w:i w:val="0"/>
+          <w:sz w:val="22"/>
+        </w:rPr>
+        <w:t>Про нас. Паша, ты плачешь?</w:t>
+      </w:r>
+    </w:p>
+    <w:p>
+      <w:pPr>
+        <w:spacing w:before="0" w:after="110" w:line="300" w:lineRule="auto"/>
+      </w:pPr>
+      <w:r>
+        <w:rPr>
+          <w:rFonts w:ascii="Times New Roman" w:hAnsi="Times New Roman" w:eastAsia="Malgun Gothic"/>
+          <w:b/>
+          <w:i w:val="0"/>
+          <w:sz w:val="22"/>
+        </w:rPr>
+        <w:t xml:space="preserve">Павел: </w:t>
+      </w:r>
+      <w:r>
+        <w:rPr>
+          <w:rFonts w:ascii="Times New Roman" w:hAnsi="Times New Roman" w:eastAsia="Malgun Gothic"/>
+          <w:b w:val="0"/>
+          <w:i/>
+          <w:color w:val="555555"/>
+          <w:sz w:val="22"/>
+        </w:rPr>
+        <w:t>(глухо)</w:t>
+      </w:r>
+      <w:r>
+        <w:rPr>
+          <w:rFonts w:ascii="Times New Roman" w:hAnsi="Times New Roman" w:eastAsia="Malgun Gothic"/>
+          <w:b w:val="0"/>
+          <w:i w:val="0"/>
+          <w:sz w:val="22"/>
+        </w:rPr>
+        <w:t xml:space="preserve"> Нет. Это от лампы. Иди спать, Маша. Завтра нам ещё бюджет урезать.</w:t>
+      </w:r>
+    </w:p>
+    <w:p>
+      <w:pPr>
+        <w:spacing w:before="0" w:after="110" w:line="300" w:lineRule="auto"/>
+      </w:pPr>
+      <w:r>
+        <w:rPr>
+          <w:rFonts w:ascii="Times New Roman" w:hAnsi="Times New Roman" w:eastAsia="Malgun Gothic"/>
+          <w:b/>
+          <w:i w:val="0"/>
+          <w:sz w:val="22"/>
+        </w:rPr>
+        <w:t xml:space="preserve">Мария: </w:t>
+      </w:r>
+      <w:r>
+        <w:rPr>
+          <w:rFonts w:ascii="Times New Roman" w:hAnsi="Times New Roman" w:eastAsia="Malgun Gothic"/>
+          <w:b w:val="0"/>
+          <w:i/>
+          <w:color w:val="555555"/>
+          <w:sz w:val="22"/>
+        </w:rPr>
+        <w:t>(гладит его по плечу)</w:t>
+      </w:r>
+      <w:r>
+        <w:rPr>
+          <w:rFonts w:ascii="Times New Roman" w:hAnsi="Times New Roman" w:eastAsia="Malgun Gothic"/>
+          <w:b w:val="0"/>
+          <w:i w:val="0"/>
+          <w:sz w:val="22"/>
+        </w:rPr>
+        <w:t xml:space="preserve"> Урежем. Жить скромно полезно. Особенно с чистой совестью.</w:t>
       </w:r>
     </w:p>
     <w:p>

--- a/러시아 인권변호사/3부/3부_2화_파벨의_귀환.docx
+++ b/러시아 인권변호사/3부/3부_2화_파벨의_귀환.docx
@@ -456,7 +456,7 @@
           <w:i w:val="0"/>
           <w:sz w:val="22"/>
         </w:rPr>
-        <w:t xml:space="preserve"> Помнишь, в школе мы проходили «Бориса Годунова»? Я тогда ничего не понял. А теперь понимаю каждое слово: «Да, жалок тот, в ком совесть нечиста».</w:t>
+        <w:t xml:space="preserve"> Бабушка говорила: «Повинную голову меч не сечёт». Я тогда ничего не понимал. А теперь понимаю каждое слово — только боюсь, что меч тут ни при чём, а есть Лёша.</w:t>
       </w:r>
     </w:p>
     <w:p>
@@ -479,7 +479,7 @@
           <w:i w:val="0"/>
           <w:sz w:val="22"/>
         </w:rPr>
-        <w:t>Жалок тот, кто с этим ничего не делает, Паша. Остальные просто люди, которые ошиблись.</w:t>
+        <w:t>Тогда тем более иди. Страшно не повиниться, Паша, страшно ничего с этим не сделать. Остальные просто люди, которые ошиблись.</w:t>
       </w:r>
     </w:p>
     <w:p>
@@ -3621,7 +3621,7 @@
           <w:i w:val="0"/>
           <w:sz w:val="22"/>
         </w:rPr>
-        <w:t>Пушкин, «Борис Годунов» (1825): «Да, жалок тот, в ком совесть нечиста»</w:t>
+        <w:t>Русская пословица: «Повинную голову меч не сечёт»</w:t>
       </w:r>
       <w:r>
         <w:rPr>
@@ -3630,7 +3630,7 @@
           <w:i w:val="0"/>
           <w:sz w:val="22"/>
         </w:rPr>
-        <w:t xml:space="preserve"> — 한국어 해설: 보리스 고두노프의 독백 마지막 구절. 파벨이 아내 마리야 앞에서 학창 시절 배운 이 구절을 이제야 이해한다고 고백하고, 마리야는 “부끄러운 건 아무것도 하지 않는 사람”이라고 되받는다(장면 1). 죄책감이 행동으로 바뀌는 파벨 서사의 출발점.</w:t>
+        <w:t xml:space="preserve"> — 한국어 해설: 잘못을 뉘우치고 나서는 사람은 벌하지 않는다는 속담. 파벨이 아내 마리야 앞에서 할머니에게 듣던 이 말을 이제야 이해한다고 고백하고, 마리야는 “두려운 건 뉘우치는 게 아니라 아무것도 하지 않는 것”이라고 되받는다(장면 1). 죄책감이 행동으로 바뀌는 파벨 서사의 출발점.</w:t>
       </w:r>
     </w:p>
     <w:p>

--- a/러시아 인권변호사/3부/3부_2화_파벨의_귀환.docx
+++ b/러시아 인권변호사/3부/3부_2화_파벨의_귀환.docx
@@ -2188,7 +2188,7 @@
           <w:i w:val="0"/>
           <w:sz w:val="22"/>
         </w:rPr>
-        <w:t>Одного по голосу не узнал. Второй — помощник Литвинова, тот, что вёл переговоры по «Новтексу». Сказал: «Готовьте к весне, чтобы вышло за месяц до голосования».</w:t>
+        <w:t>Второго по голосу не узнал. Первый — помощник Литвинова, тот, что вёл переговоры по «Новтексу». Сказал: «Готовьте к весне, чтобы вышло за месяц до голосования».</w:t>
       </w:r>
     </w:p>
     <w:p>

--- a/러시아 인권변호사/3부/3부_2화_파벨의_귀환.docx
+++ b/러시아 인권변호사/3부/3부_2화_파벨의_귀환.docx
@@ -381,6 +381,29 @@
           <w:i w:val="0"/>
           <w:sz w:val="22"/>
         </w:rPr>
+        <w:t xml:space="preserve">Мария: </w:t>
+      </w:r>
+      <w:r>
+        <w:rPr>
+          <w:rFonts w:ascii="Times New Roman" w:hAnsi="Times New Roman" w:eastAsia="Malgun Gothic"/>
+          <w:b w:val="0"/>
+          <w:i w:val="0"/>
+          <w:sz w:val="22"/>
+        </w:rPr>
+        <w:t>Вот и скажи ему это сам. Позвони и скажи.</w:t>
+      </w:r>
+    </w:p>
+    <w:p>
+      <w:pPr>
+        <w:spacing w:before="0" w:after="110" w:line="300" w:lineRule="auto"/>
+      </w:pPr>
+      <w:r>
+        <w:rPr>
+          <w:rFonts w:ascii="Times New Roman" w:hAnsi="Times New Roman" w:eastAsia="Malgun Gothic"/>
+          <w:b/>
+          <w:i w:val="0"/>
+          <w:sz w:val="22"/>
+        </w:rPr>
         <w:t xml:space="preserve">Павел: </w:t>
       </w:r>
       <w:r>
@@ -2707,7 +2730,7 @@
           <w:i w:val="0"/>
           <w:sz w:val="22"/>
         </w:rPr>
-        <w:t>Ты как? Это тебя пугает?</w:t>
+        <w:t>Даша, ты как? Это тебя пугает?</w:t>
       </w:r>
     </w:p>
     <w:p>
@@ -2966,7 +2989,7 @@
           <w:i w:val="0"/>
           <w:sz w:val="22"/>
         </w:rPr>
-        <w:t>Спасибо. И, Алексей… что думаешь делать с информацией от Паши в целом?</w:t>
+        <w:t>Спасибо. И, Лёша… что думаешь делать с информацией от Паши в целом?</w:t>
       </w:r>
     </w:p>
     <w:p>
